--- a/Day_2_Do_Now.docx
+++ b/Day_2_Do_Now.docx
@@ -17,7 +17,7 @@
           <w:b/>
           <w:sz w:val="26"/>
         </w:rPr>
-        <w:t>Day 2  |  DO NOW   —   Sign Flip Prediction</w:t>
+        <w:t>Day 2  |  DO NOW  —  Sign Flip</w:t>
       </w:r>
     </w:p>
     <w:p>
@@ -25,7 +25,7 @@
         <w:rPr>
           <w:sz w:val="22"/>
         </w:rPr>
-        <w:t>Name: _____________________________________        Date: _____________</w:t>
+        <w:t>Name: _____________________________________     Date: _____________</w:t>
       </w:r>
     </w:p>
     <w:p/>
@@ -36,12 +36,12 @@
         <w:tblLook w:firstColumn="1" w:firstRow="1" w:lastColumn="0" w:lastRow="0" w:noHBand="0" w:noVBand="1" w:val="04A0"/>
       </w:tblPr>
       <w:tblGrid>
-        <w:gridCol w:w="10224"/>
+        <w:gridCol w:w="9648"/>
       </w:tblGrid>
       <w:tr>
         <w:tc>
           <w:tcPr>
-            <w:tcW w:type="dxa" w:w="10224"/>
+            <w:tcW w:type="dxa" w:w="9648"/>
           </w:tcPr>
           <w:p>
             <w:r/>
@@ -49,264 +49,122 @@
               <w:rPr>
                 <w:b/>
               </w:rPr>
-              <w:t>✍️  INSTRUCTIONS</w:t>
+              <w:t>✍️  5 minutes. Silent. Pencil only. No Desmos. No packet.</w:t>
             </w:r>
           </w:p>
           <w:p>
             <w:r>
-              <w:t>Work SILENTLY. Pencil only. Do NOT open Desmos yet.</w:t>
+              <w:t>Compare these two functions:</w:t>
             </w:r>
           </w:p>
           <w:p>
             <w:r>
-              <w:t>When you finish, flip your paper over and wait. We’ll start the Blooket as soon as everyone is back.</w:t>
+              <w:t xml:space="preserve">    f(x) = x(x − 4)(x + 3)</w:t>
             </w:r>
           </w:p>
           <w:p>
             <w:r>
-              <w:t>Time: 5 minutes.</w:t>
+              <w:t xml:space="preserve">    g(x) = −x(x − 4)(x + 3)</w:t>
             </w:r>
           </w:p>
         </w:tc>
       </w:tr>
     </w:tbl>
     <w:p/>
-    <w:tbl>
-      <w:tblPr>
-        <w:tblStyle w:val="TableGrid"/>
-        <w:tblW w:type="auto" w:w="0"/>
-        <w:tblLook w:firstColumn="1" w:firstRow="1" w:lastColumn="0" w:lastRow="0" w:noHBand="0" w:noVBand="1" w:val="04A0"/>
-      </w:tblPr>
-      <w:tblGrid>
-        <w:gridCol w:w="10224"/>
-      </w:tblGrid>
-      <w:tr>
-        <w:tc>
-          <w:tcPr>
-            <w:tcW w:type="dxa" w:w="10224"/>
-          </w:tcPr>
-          <w:p>
-            <w:r/>
-            <w:r>
-              <w:rPr>
-                <w:b/>
-              </w:rPr>
-              <w:t>🔄  Compare these two functions:</w:t>
-            </w:r>
-          </w:p>
-          <w:p>
-            <w:r>
-              <w:t>f(x) = x(x − 4)(x + 3)</w:t>
-            </w:r>
-          </w:p>
-          <w:p>
-            <w:r>
-              <w:t>g(x) = −x(x − 4)(x + 3)</w:t>
-            </w:r>
-          </w:p>
-          <w:p>
-            <w:r>
-              <w:t>Before graphing, PREDICT:</w:t>
-            </w:r>
-          </w:p>
-        </w:tc>
-      </w:tr>
-    </w:tbl>
+    <w:p>
+      <w:r>
+        <w:rPr>
+          <w:b/>
+          <w:sz w:val="24"/>
+        </w:rPr>
+        <w:t>1.  Before graphing, predict:</w:t>
+      </w:r>
+    </w:p>
+    <w:p>
+      <w:r>
+        <w:rPr>
+          <w:i/>
+        </w:rPr>
+        <w:t>What STAYS THE SAME?  What CHANGES?  Write in whatever form helps you think — bullet points, sentences, a quick table. Be specific.</w:t>
+      </w:r>
+    </w:p>
+    <w:p>
+      <w:r>
+        <w:t>_______________________________________________________________</w:t>
+      </w:r>
+    </w:p>
+    <w:p>
+      <w:r>
+        <w:t>_______________________________________________________________</w:t>
+      </w:r>
+    </w:p>
+    <w:p>
+      <w:r>
+        <w:t>_______________________________________________________________</w:t>
+      </w:r>
+    </w:p>
+    <w:p>
+      <w:r>
+        <w:t>_______________________________________________________________</w:t>
+      </w:r>
+    </w:p>
+    <w:p>
+      <w:r>
+        <w:t>_______________________________________________________________</w:t>
+      </w:r>
+    </w:p>
     <w:p/>
-    <w:tbl>
-      <w:tblPr>
-        <w:tblStyle w:val="TableGrid"/>
-        <w:tblW w:type="auto" w:w="0"/>
-        <w:tblLook w:firstColumn="1" w:firstRow="1" w:lastColumn="0" w:lastRow="0" w:noHBand="0" w:noVBand="1" w:val="04A0"/>
-      </w:tblPr>
-      <w:tblGrid>
-        <w:gridCol w:w="2592"/>
-        <w:gridCol w:w="6768"/>
-      </w:tblGrid>
-      <w:tr>
-        <w:tc>
-          <w:tcPr>
-            <w:tcW w:type="dxa" w:w="5112"/>
-            <w:vAlign w:val="top"/>
-          </w:tcPr>
-          <w:p>
-            <w:r/>
-            <w:r>
-              <w:rPr>
-                <w:b/>
-              </w:rPr>
-              <w:t>1.  What will stay the EXACT SAME when you graph these?</w:t>
-            </w:r>
-          </w:p>
-        </w:tc>
-        <w:tc>
-          <w:tcPr>
-            <w:tcW w:type="dxa" w:w="5112"/>
-            <w:vAlign w:val="top"/>
-          </w:tcPr>
-          <w:p>
-            <w:r/>
-            <w:r>
-              <w:t>_______________________________________________</w:t>
-            </w:r>
-          </w:p>
-          <w:p>
-            <w:r>
-              <w:t>_______________________________________________</w:t>
-            </w:r>
-          </w:p>
-          <w:p>
-            <w:r>
-              <w:t>_______________________________________________</w:t>
-            </w:r>
-          </w:p>
-          <w:p>
-            <w:r>
-              <w:t>_______________________________________________</w:t>
-            </w:r>
-          </w:p>
-        </w:tc>
-      </w:tr>
-      <w:tr>
-        <w:tc>
-          <w:tcPr>
-            <w:tcW w:type="dxa" w:w="5112"/>
-            <w:vAlign w:val="top"/>
-          </w:tcPr>
-          <w:p>
-            <w:r/>
-            <w:r>
-              <w:rPr>
-                <w:b/>
-              </w:rPr>
-              <w:t>2.  What will CHANGE? How do you know BEFORE graphing?</w:t>
-            </w:r>
-          </w:p>
-        </w:tc>
-        <w:tc>
-          <w:tcPr>
-            <w:tcW w:type="dxa" w:w="5112"/>
-            <w:vAlign w:val="top"/>
-          </w:tcPr>
-          <w:p>
-            <w:r/>
-            <w:r>
-              <w:t>_______________________________________________</w:t>
-            </w:r>
-          </w:p>
-          <w:p>
-            <w:r>
-              <w:t>_______________________________________________</w:t>
-            </w:r>
-          </w:p>
-          <w:p>
-            <w:r>
-              <w:t>_______________________________________________</w:t>
-            </w:r>
-          </w:p>
-          <w:p>
-            <w:r>
-              <w:t>_______________________________________________</w:t>
-            </w:r>
-          </w:p>
-        </w:tc>
-      </w:tr>
-      <w:tr>
-        <w:tc>
-          <w:tcPr>
-            <w:tcW w:type="dxa" w:w="5112"/>
-            <w:vAlign w:val="top"/>
-          </w:tcPr>
-          <w:p>
-            <w:r/>
-            <w:r>
-              <w:rPr>
-                <w:b/>
-              </w:rPr>
-              <w:t>3.  Finish this sentence:</w:t>
-            </w:r>
-          </w:p>
-        </w:tc>
-        <w:tc>
-          <w:tcPr>
-            <w:tcW w:type="dxa" w:w="5112"/>
-            <w:vAlign w:val="top"/>
-          </w:tcPr>
-          <w:p>
-            <w:r/>
-            <w:r>
-              <w:t>“The zeros stay the same because</w:t>
-            </w:r>
-          </w:p>
-          <w:p>
-            <w:r>
-              <w:t>_______________________________________________,</w:t>
-            </w:r>
-          </w:p>
-          <w:p>
-            <w:r>
-              <w:t>and the graph changes because</w:t>
-            </w:r>
-          </w:p>
-          <w:p>
-            <w:r>
-              <w:t>_______________________________________________.”</w:t>
-            </w:r>
-          </w:p>
-        </w:tc>
-      </w:tr>
-    </w:tbl>
+    <w:p>
+      <w:r>
+        <w:rPr>
+          <w:b/>
+          <w:sz w:val="24"/>
+        </w:rPr>
+        <w:t>2.  Finish both halves of this sentence:</w:t>
+      </w:r>
+    </w:p>
+    <w:p>
+      <w:r>
+        <w:rPr>
+          <w:b w:val="0"/>
+        </w:rPr>
+        <w:t xml:space="preserve">“The zeros stay the same because </w:t>
+      </w:r>
+    </w:p>
     <w:p/>
-    <w:tbl>
-      <w:tblPr>
-        <w:tblStyle w:val="TableGrid"/>
-        <w:tblW w:type="auto" w:w="0"/>
-        <w:tblLook w:firstColumn="1" w:firstRow="1" w:lastColumn="0" w:lastRow="0" w:noHBand="0" w:noVBand="1" w:val="04A0"/>
-      </w:tblPr>
-      <w:tblGrid>
-        <w:gridCol w:w="10224"/>
-      </w:tblGrid>
-      <w:tr>
-        <w:tc>
-          <w:tcPr>
-            <w:tcW w:type="dxa" w:w="10224"/>
-          </w:tcPr>
-          <w:p>
-            <w:r/>
-            <w:r>
-              <w:rPr>
-                <w:b/>
-              </w:rPr>
-              <w:t>✅  HOW YOU WILL KNOW YOU’RE DONE</w:t>
-            </w:r>
-          </w:p>
-          <w:p>
-            <w:r>
-              <w:t>•  All three questions answered in writing.</w:t>
-            </w:r>
-          </w:p>
-          <w:p>
-            <w:r>
-              <w:t>•  Your sentence in #3 is a COMPLETE sentence (has a “because”).</w:t>
-            </w:r>
-          </w:p>
-          <w:p>
-            <w:r>
-              <w:t>•  You haven’t opened Desmos or your packet yet.</w:t>
-            </w:r>
-          </w:p>
-          <w:p>
-            <w:r>
-              <w:t>•  You are ready to justify your prediction when called on.</w:t>
-            </w:r>
-          </w:p>
-        </w:tc>
-      </w:tr>
-    </w:tbl>
-    <w:p/>
+    <w:p>
+      <w:r>
+        <w:t>_______________________________________________________________</w:t>
+      </w:r>
+    </w:p>
+    <w:p>
+      <w:r>
+        <w:t>_______________________________________________________________</w:t>
+      </w:r>
+    </w:p>
+    <w:p>
+      <w:r>
+        <w:t>and the graph changes because</w:t>
+      </w:r>
+    </w:p>
+    <w:p>
+      <w:r>
+        <w:t>_______________________________________________________________</w:t>
+      </w:r>
+    </w:p>
+    <w:p>
+      <w:r>
+        <w:t>_______________________________________________________________</w:t>
+      </w:r>
+    </w:p>
+    <w:p>
+      <w:r>
+        <w:t>.”</w:t>
+      </w:r>
+    </w:p>
     <w:sectPr>
       <w:pgSz w:w="12240" w:h="15840"/>
-      <w:pgMar w:top="864" w:right="1008" w:bottom="864" w:left="1008" w:header="720" w:footer="720" w:gutter="0"/>
+      <w:pgMar w:top="1008" w:right="1296" w:bottom="1008" w:left="1296" w:header="720" w:footer="720" w:gutter="0"/>
       <w:cols w:space="720"/>
       <w:docGrid w:linePitch="360"/>
     </w:sectPr>
